--- a/Tailored_CVs/Shinoy_TOPIC_Embedded_Systems_Software_Development_Engineer_in_Test.docx
+++ b/Tailored_CVs/Shinoy_TOPIC_Embedded_Systems_Software_Development_Engineer_in_Test.docx
@@ -70,7 +70,7 @@
           <w:b w:val="0"/>
           <w:sz w:val="19"/>
         </w:rPr>
-        <w:t>I am an automation engineer with over 8 years of experience building test frameworks using Java and Python. My background includes writing automated tests, setting up CI/CD pipelines, and collaborating with software teams to improve product quality. I also use tools like Gemini Code Assist to streamline test generation workflows.</w:t>
+        <w:t>I am a QA automation engineer with over 8 years of experience building testing frameworks and CI/CD pipelines in Java and Python. My background includes developing automated regression tests and integrating tools to improve code quality. I have also used AI assistants like Gemini Code Assist to streamline test generation. I am looking forward to bringing these skills to the team at TOPIC.</w:t>
       </w:r>
     </w:p>
     <w:p>
@@ -288,7 +288,7 @@
           <w:b w:val="0"/>
           <w:sz w:val="18"/>
         </w:rPr>
-        <w:t>▸ Designed and maintained test automation frameworks using Python and Java across complex software environments.</w:t>
+        <w:t>▸ Developed and maintained automated testing frameworks using Java, Selenium, and Python to validate complex software workflows.</w:t>
       </w:r>
     </w:p>
     <w:p>
@@ -301,7 +301,7 @@
           <w:b w:val="0"/>
           <w:sz w:val="18"/>
         </w:rPr>
-        <w:t>▸ Built automated test suites covering integration and system testing levels to validate software releases.</w:t>
+        <w:t>▸ Built and maintained CI/CD pipelines using Jenkins, AWS, and Terraform to support continuous integration and test execution.</w:t>
       </w:r>
     </w:p>
     <w:p>
@@ -314,7 +314,7 @@
           <w:b w:val="0"/>
           <w:sz w:val="18"/>
         </w:rPr>
-        <w:t>▸ Set up CI/CD pipelines and test infrastructure using Jenkins and cloud platforms to support continuous delivery.</w:t>
+        <w:t>▸ Streamlined test generation and deployment scripts using Gemini Code Assist to improve overall testing efficiency.</w:t>
       </w:r>
     </w:p>
     <w:p>
@@ -327,7 +327,7 @@
           <w:b w:val="0"/>
           <w:sz w:val="18"/>
         </w:rPr>
-        <w:t>▸ Streamlined test generation and deployment scripts utilizing AI tools like Gemini Code Assist.</w:t>
+        <w:t>▸ Collaborated with developers and technical teams to analyze issues and improve the testability of software builds.</w:t>
       </w:r>
     </w:p>
     <w:p>
